--- a/无人机配送路径规划项目中期报告v1.0.docx
+++ b/无人机配送路径规划项目中期报告v1.0.docx
@@ -161,15 +161,7 @@
         <w:t>20 kg</w:t>
       </w:r>
       <w:r>
-        <w:t>，</w:t>
-      </w:r>
-      <w:proofErr w:type="gramStart"/>
-      <w:r>
-        <w:t>单趟最大</w:t>
-      </w:r>
-      <w:proofErr w:type="gramEnd"/>
-      <w:r>
-        <w:t xml:space="preserve">飞行里程 </w:t>
+        <w:t xml:space="preserve">，单趟最大飞行里程 </w:t>
       </w:r>
       <w:r>
         <w:rPr>
@@ -267,15 +259,7 @@
         </w:rPr>
       </w:pPr>
       <w:r>
-        <w:t>构建距离矩阵：以配送中心为起点，计算</w:t>
-      </w:r>
-      <w:proofErr w:type="gramStart"/>
-      <w:r>
-        <w:t>所有点间</w:t>
-      </w:r>
-      <w:proofErr w:type="gramEnd"/>
-      <w:r>
-        <w:t xml:space="preserve">欧氏距离，生成 </w:t>
+        <w:t xml:space="preserve">构建距离矩阵：以配送中心为起点，计算所有点间欧氏距离，生成 </w:t>
       </w:r>
       <w:r>
         <w:rPr>
@@ -378,15 +362,7 @@
         </w:rPr>
       </w:pPr>
       <w:r>
-        <w:t>路径更新：将选中客户</w:t>
-      </w:r>
-      <w:proofErr w:type="gramStart"/>
-      <w:r>
-        <w:t>点加入</w:t>
-      </w:r>
-      <w:proofErr w:type="gramEnd"/>
-      <w:r>
-        <w:t>路径，更新位置、载重与里程，标记为已分配</w:t>
+        <w:t>路径更新：将选中客户点加入路径，更新位置、载重与里程，标记为已分配</w:t>
       </w:r>
     </w:p>
     <w:p>
@@ -401,21 +377,8 @@
           <w:rFonts w:hint="eastAsia"/>
         </w:rPr>
       </w:pPr>
-      <w:proofErr w:type="gramStart"/>
-      <w:r>
-        <w:t>趟次切换</w:t>
-      </w:r>
-      <w:proofErr w:type="gramEnd"/>
-      <w:r>
-        <w:t>：无法继续分配时，无人机返回配送中心，开启</w:t>
-      </w:r>
-      <w:proofErr w:type="gramStart"/>
-      <w:r>
-        <w:t>新趟次</w:t>
-      </w:r>
-      <w:proofErr w:type="gramEnd"/>
-      <w:r>
-        <w:t>或复用无人机</w:t>
+      <w:r>
+        <w:t>趟次切换：无法继续分配时，无人机返回配送中心，开启新趟次或复用无人机</w:t>
       </w:r>
     </w:p>
     <w:p>
@@ -431,15 +394,7 @@
         </w:rPr>
       </w:pPr>
       <w:r>
-        <w:t>循环迭代：直至所有客户</w:t>
-      </w:r>
-      <w:proofErr w:type="gramStart"/>
-      <w:r>
-        <w:t>点分配</w:t>
-      </w:r>
-      <w:proofErr w:type="gramEnd"/>
-      <w:r>
-        <w:t>完成</w:t>
+        <w:t>循环迭代：直至所有客户点分配完成</w:t>
       </w:r>
     </w:p>
     <w:p>
@@ -497,13 +452,8 @@
           <w:rFonts w:hint="eastAsia"/>
         </w:rPr>
       </w:pPr>
-      <w:proofErr w:type="gramStart"/>
-      <w:r>
-        <w:t>趟次</w:t>
-      </w:r>
-      <w:proofErr w:type="gramEnd"/>
-      <w:r>
-        <w:t xml:space="preserve"> / 无人机切换</w:t>
+      <w:r>
+        <w:t>趟次 / 无人机切换</w:t>
       </w:r>
       <w:r>
         <w:t>：</w:t>
@@ -512,35 +462,7 @@
         <w:rPr>
           <w:rFonts w:hint="eastAsia"/>
         </w:rPr>
-        <w:t>当</w:t>
-      </w:r>
-      <w:proofErr w:type="gramStart"/>
-      <w:r>
-        <w:rPr>
-          <w:rFonts w:hint="eastAsia"/>
-        </w:rPr>
-        <w:t>单趟无法</w:t>
-      </w:r>
-      <w:proofErr w:type="gramEnd"/>
-      <w:r>
-        <w:rPr>
-          <w:rFonts w:hint="eastAsia"/>
-        </w:rPr>
-        <w:t>再分配客户点时，强制返回配送中心，开启新的趟次；若所有无人机均已分配</w:t>
-      </w:r>
-      <w:proofErr w:type="gramStart"/>
-      <w:r>
-        <w:rPr>
-          <w:rFonts w:hint="eastAsia"/>
-        </w:rPr>
-        <w:t>过趟次</w:t>
-      </w:r>
-      <w:proofErr w:type="gramEnd"/>
-      <w:r>
-        <w:rPr>
-          <w:rFonts w:hint="eastAsia"/>
-        </w:rPr>
-        <w:t>，循环复用无人机继续分配</w:t>
+        <w:t>当单趟无法再分配客户点时，强制返回配送中心，开启新的趟次；若所有无人机均已分配过趟次，循环复用无人机继续分配</w:t>
       </w:r>
     </w:p>
     <w:p>
@@ -563,15 +485,7 @@
         </w:rPr>
       </w:pPr>
       <w:r>
-        <w:t>输出总客户数、总飞行距离、总配送趟次，每架无人机的路径详情，以及带箭头、</w:t>
-      </w:r>
-      <w:proofErr w:type="gramStart"/>
-      <w:r>
-        <w:t>分趟次</w:t>
-      </w:r>
-      <w:proofErr w:type="gramEnd"/>
-      <w:r>
-        <w:t>颜色标注的可视化路径图。</w:t>
+        <w:t>输出总客户数、总飞行距离、总配送趟次，每架无人机的路径详情，以及带箭头、分趟次颜色标注的可视化路径图。</w:t>
       </w:r>
     </w:p>
     <w:p>
@@ -685,39 +599,46 @@
           <w:b/>
           <w:bCs/>
         </w:rPr>
-        <w:t>部分客户点因重量较大或位置偏远，无法被单</w:t>
-      </w:r>
-      <w:proofErr w:type="gramStart"/>
-      <w:r>
+        <w:t>部分客户点因重量较大或位置偏远，无法被单趟分配，导致算法陷入死循环或超出约束</w:t>
+      </w:r>
+    </w:p>
+    <w:p>
+      <w:pPr>
+        <w:spacing w:after="160"/>
         <w:rPr>
           <w:b/>
           <w:bCs/>
         </w:rPr>
-        <w:t>趟</w:t>
-      </w:r>
-      <w:proofErr w:type="gramEnd"/>
+      </w:pPr>
       <w:r>
         <w:rPr>
           <w:b/>
           <w:bCs/>
         </w:rPr>
-        <w:t>分配，导致算法陷入死循环或超出约束</w:t>
+        <w:t>- 解决：</w:t>
       </w:r>
     </w:p>
     <w:p>
       <w:pPr>
         <w:spacing w:after="160"/>
-        <w:rPr>
-          <w:b/>
-          <w:bCs/>
-        </w:rPr>
-      </w:pPr>
-      <w:r>
-        <w:rPr>
-          <w:b/>
-          <w:bCs/>
-        </w:rPr>
-        <w:t>- 解决：</w:t>
+      </w:pPr>
+      <w:r>
+        <w:rPr>
+          <w:rFonts w:hint="eastAsia"/>
+        </w:rPr>
+        <w:t xml:space="preserve">- </w:t>
+      </w:r>
+      <w:r>
+        <w:t>优化双约束校验逻辑，</w:t>
+      </w:r>
+      <w:r>
+        <w:t>在每次分配客户点前，同时校验 "当前载重 + 包裹重量" 和 "当前里程 + 到该点距离+ 返回配送中心距离" 两个条件</w:t>
+      </w:r>
+      <w:r>
+        <w:rPr>
+          <w:rFonts w:hint="eastAsia"/>
+        </w:rPr>
+        <w:t>；</w:t>
       </w:r>
     </w:p>
     <w:p>
@@ -731,38 +652,7 @@
         <w:t xml:space="preserve">- </w:t>
       </w:r>
       <w:r>
-        <w:t>优化双约束校验逻辑，</w:t>
-      </w:r>
-      <w:r>
-        <w:t>在每次分配客户点前，同时校验 "当前载重 + 包裹重量" 和 "当前里程 + 到该点距离+ 返回配送中心距离" 两个条件</w:t>
-      </w:r>
-      <w:r>
-        <w:rPr>
-          <w:rFonts w:hint="eastAsia"/>
-        </w:rPr>
-        <w:t>；</w:t>
-      </w:r>
-    </w:p>
-    <w:p>
-      <w:pPr>
-        <w:spacing w:after="160"/>
-      </w:pPr>
-      <w:r>
-        <w:rPr>
-          <w:rFonts w:hint="eastAsia"/>
-        </w:rPr>
-        <w:t xml:space="preserve">- </w:t>
-      </w:r>
-      <w:r>
-        <w:t>增加 "</w:t>
-      </w:r>
-      <w:proofErr w:type="gramStart"/>
-      <w:r>
-        <w:t>强制趟次结束</w:t>
-      </w:r>
-      <w:proofErr w:type="gramEnd"/>
-      <w:r>
-        <w:t>" 机制：当遍历所有未分配客户点均不满足约束时，强制结束当前趟次，无人机返回配送中心，开启新的趟次</w:t>
+        <w:t>增加 "强制趟次结束" 机制：当遍历所有未分配客户点均不满足约束时，强制结束当前趟次，无人机返回配送中心，开启新的趟次</w:t>
       </w:r>
     </w:p>
     <w:p>
